--- a/予稿_野下_0121_2.docx
+++ b/予稿_野下_0121_2.docx
@@ -31,29 +31,34 @@
         <w:jc w:val="center"/>
         <w:rPr>
           <w:rFonts w:ascii="ＭＳ ゴシック" w:eastAsia="ＭＳ ゴシック" w:hAnsi="ＭＳ ゴシック"/>
+          <w:lang w:eastAsia="zh-TW"/>
         </w:rPr>
       </w:pPr>
       <w:r>
         <w:rPr>
           <w:rFonts w:ascii="ＭＳ ゴシック" w:eastAsia="ＭＳ ゴシック" w:hAnsi="ＭＳ ゴシック" w:hint="eastAsia"/>
+          <w:lang w:eastAsia="zh-TW"/>
         </w:rPr>
         <w:t>野下</w:t>
       </w:r>
       <w:r>
         <w:rPr>
           <w:rFonts w:ascii="ＭＳ ゴシック" w:eastAsia="ＭＳ ゴシック" w:hAnsi="ＭＳ ゴシック" w:hint="eastAsia"/>
+          <w:lang w:eastAsia="zh-TW"/>
         </w:rPr>
         <w:t xml:space="preserve">　</w:t>
       </w:r>
       <w:r>
         <w:rPr>
           <w:rFonts w:ascii="ＭＳ ゴシック" w:eastAsia="ＭＳ ゴシック" w:hAnsi="ＭＳ ゴシック" w:hint="eastAsia"/>
+          <w:lang w:eastAsia="zh-TW"/>
         </w:rPr>
         <w:t>航輝</w:t>
       </w:r>
       <w:r>
         <w:rPr>
           <w:rFonts w:ascii="ＭＳ ゴシック" w:eastAsia="ＭＳ ゴシック" w:hAnsi="ＭＳ ゴシック" w:hint="eastAsia"/>
+          <w:lang w:eastAsia="zh-TW"/>
         </w:rPr>
         <w:t xml:space="preserve">　板谷研究室</w:t>
       </w:r>
@@ -637,6 +642,16 @@
           <w:sz w:val="21"/>
           <w:szCs w:val="21"/>
         </w:rPr>
+        <w:t>電磁</w:t>
+      </w:r>
+      <w:r>
+        <w:rPr>
+          <w:rFonts w:ascii="ＭＳ ゴシック" w:eastAsia="ＭＳ ゴシック" w:hAnsi="ＭＳ ゴシック" w:hint="eastAsia"/>
+          <w:b/>
+          <w:bCs/>
+          <w:sz w:val="21"/>
+          <w:szCs w:val="21"/>
+        </w:rPr>
         <w:t>センサの製作</w:t>
       </w:r>
     </w:p>
@@ -946,7 +961,7 @@
           <w14:ligatures w14:val="standardContextual"/>
         </w:rPr>
         <w:drawing>
-          <wp:inline distT="0" distB="0" distL="0" distR="0" wp14:anchorId="524E576D" wp14:editId="69FB866D">
+          <wp:inline distT="0" distB="0" distL="0" distR="0" wp14:anchorId="524E576D" wp14:editId="11EF2ABB">
             <wp:extent cx="2471596" cy="1853965"/>
             <wp:effectExtent l="0" t="0" r="5080" b="635"/>
             <wp:docPr id="1764240118" name="図 3"/>
@@ -1714,7 +1729,7 @@
           <w:sz w:val="21"/>
           <w:szCs w:val="21"/>
         </w:rPr>
-        <w:t xml:space="preserve">本研究では、海底ゴミ探査に向けた電磁センサ搭載ドローンを開発した。評価実験の結果、露出した金属であれば実験用プール環境下においても検知可能であることを実証した。 </w:t>
+        <w:t xml:space="preserve">本研究では、海底ゴミ探査に向けた電磁センサ搭載ドローンを開発した。評価実験の結果、露出した金属であればプール環境下においても検知可能であることを実証した。 </w:t>
       </w:r>
     </w:p>
     <w:p>
@@ -3702,10 +3717,10 @@
 </file>
 
 <file path=customXml/item2.xml><?xml version="1.0" encoding="utf-8"?>
-<ct:contentTypeSchema xmlns:ct="http://schemas.microsoft.com/office/2006/metadata/contentType" xmlns:ma="http://schemas.microsoft.com/office/2006/metadata/properties/metaAttributes" ct:_="" ma:_="" ma:contentTypeName="ドキュメント" ma:contentTypeID="0x01010077957D2DB6451244AF03215818ADAA8A" ma:contentTypeVersion="15" ma:contentTypeDescription="新しいドキュメントを作成します。" ma:contentTypeScope="" ma:versionID="5c1a90737ad1725b7bc283c23be42e52">
-  <xsd:schema xmlns:xsd="http://www.w3.org/2001/XMLSchema" xmlns:xs="http://www.w3.org/2001/XMLSchema" xmlns:p="http://schemas.microsoft.com/office/2006/metadata/properties" xmlns:ns2="7f0dd685-adeb-46d5-8ba2-6a25bb37ba64" xmlns:ns3="205bb5ce-d6a9-4ff2-8dc3-8f84e4bc68e9" targetNamespace="http://schemas.microsoft.com/office/2006/metadata/properties" ma:root="true" ma:fieldsID="d6a7d45a773421b092a694d830841264" ns2:_="" ns3:_="">
-    <xsd:import namespace="7f0dd685-adeb-46d5-8ba2-6a25bb37ba64"/>
-    <xsd:import namespace="205bb5ce-d6a9-4ff2-8dc3-8f84e4bc68e9"/>
+<ct:contentTypeSchema xmlns:ct="http://schemas.microsoft.com/office/2006/metadata/contentType" xmlns:ma="http://schemas.microsoft.com/office/2006/metadata/properties/metaAttributes" ct:_="" ma:_="" ma:contentTypeName="ドキュメント" ma:contentTypeID="0x0101008E7AA510A5F3DA439FA59E9299B0621A" ma:contentTypeVersion="14" ma:contentTypeDescription="新しいドキュメントを作成します。" ma:contentTypeScope="" ma:versionID="121aed8e3ba15d36081b37416ab06ebb">
+  <xsd:schema xmlns:xsd="http://www.w3.org/2001/XMLSchema" xmlns:xs="http://www.w3.org/2001/XMLSchema" xmlns:p="http://schemas.microsoft.com/office/2006/metadata/properties" xmlns:ns2="57199bd4-3ad7-4c17-90e8-59925990642e" xmlns:ns3="645ef163-9275-403f-9bea-380ade2256bf" targetNamespace="http://schemas.microsoft.com/office/2006/metadata/properties" ma:root="true" ma:fieldsID="8f8255aa57b9e53d6dd3ba567cb63dde" ns2:_="" ns3:_="">
+    <xsd:import namespace="57199bd4-3ad7-4c17-90e8-59925990642e"/>
+    <xsd:import namespace="645ef163-9275-403f-9bea-380ade2256bf"/>
     <xsd:element name="properties">
       <xsd:complexType>
         <xsd:sequence>
@@ -3722,9 +3737,8 @@
                 <xsd:element ref="ns2:MediaServiceOCR" minOccurs="0"/>
                 <xsd:element ref="ns2:MediaServiceGenerationTime" minOccurs="0"/>
                 <xsd:element ref="ns2:MediaServiceEventHashCode" minOccurs="0"/>
-                <xsd:element ref="ns3:SharedWithUsers" minOccurs="0"/>
-                <xsd:element ref="ns3:SharedWithDetails" minOccurs="0"/>
                 <xsd:element ref="ns2:MediaLengthInSeconds" minOccurs="0"/>
+                <xsd:element ref="ns2:MediaServiceBillingMetadata" minOccurs="0"/>
                 <xsd:element ref="ns2:MediaServiceLocation" minOccurs="0"/>
               </xsd:all>
             </xsd:complexType>
@@ -3733,7 +3747,7 @@
       </xsd:complexType>
     </xsd:element>
   </xsd:schema>
-  <xsd:schema xmlns:xsd="http://www.w3.org/2001/XMLSchema" xmlns:xs="http://www.w3.org/2001/XMLSchema" xmlns:dms="http://schemas.microsoft.com/office/2006/documentManagement/types" xmlns:pc="http://schemas.microsoft.com/office/infopath/2007/PartnerControls" targetNamespace="7f0dd685-adeb-46d5-8ba2-6a25bb37ba64" elementFormDefault="qualified">
+  <xsd:schema xmlns:xsd="http://www.w3.org/2001/XMLSchema" xmlns:xs="http://www.w3.org/2001/XMLSchema" xmlns:dms="http://schemas.microsoft.com/office/2006/documentManagement/types" xmlns:pc="http://schemas.microsoft.com/office/infopath/2007/PartnerControls" targetNamespace="57199bd4-3ad7-4c17-90e8-59925990642e" elementFormDefault="qualified">
     <xsd:import namespace="http://schemas.microsoft.com/office/2006/documentManagement/types"/>
     <xsd:import namespace="http://schemas.microsoft.com/office/infopath/2007/PartnerControls"/>
     <xsd:element name="MediaServiceMetadata" ma:index="8" nillable="true" ma:displayName="MediaServiceMetadata" ma:hidden="true" ma:internalName="MediaServiceMetadata" ma:readOnly="true">
@@ -3785,21 +3799,26 @@
         <xsd:restriction base="dms:Text"/>
       </xsd:simpleType>
     </xsd:element>
-    <xsd:element name="MediaLengthInSeconds" ma:index="21" nillable="true" ma:displayName="MediaLengthInSeconds" ma:hidden="true" ma:internalName="MediaLengthInSeconds" ma:readOnly="true">
+    <xsd:element name="MediaLengthInSeconds" ma:index="19" nillable="true" ma:displayName="MediaLengthInSeconds" ma:hidden="true" ma:internalName="MediaLengthInSeconds" ma:readOnly="true">
       <xsd:simpleType>
         <xsd:restriction base="dms:Unknown"/>
       </xsd:simpleType>
     </xsd:element>
-    <xsd:element name="MediaServiceLocation" ma:index="22" nillable="true" ma:displayName="Location" ma:indexed="true" ma:internalName="MediaServiceLocation" ma:readOnly="true">
+    <xsd:element name="MediaServiceBillingMetadata" ma:index="20" nillable="true" ma:displayName="MediaServiceBillingMetadata" ma:hidden="true" ma:internalName="MediaServiceBillingMetadata" ma:readOnly="true">
+      <xsd:simpleType>
+        <xsd:restriction base="dms:Note"/>
+      </xsd:simpleType>
+    </xsd:element>
+    <xsd:element name="MediaServiceLocation" ma:index="21" nillable="true" ma:displayName="Location" ma:indexed="true" ma:internalName="MediaServiceLocation" ma:readOnly="true">
       <xsd:simpleType>
         <xsd:restriction base="dms:Text"/>
       </xsd:simpleType>
     </xsd:element>
   </xsd:schema>
-  <xsd:schema xmlns:xsd="http://www.w3.org/2001/XMLSchema" xmlns:xs="http://www.w3.org/2001/XMLSchema" xmlns:dms="http://schemas.microsoft.com/office/2006/documentManagement/types" xmlns:pc="http://schemas.microsoft.com/office/infopath/2007/PartnerControls" targetNamespace="205bb5ce-d6a9-4ff2-8dc3-8f84e4bc68e9" elementFormDefault="qualified">
+  <xsd:schema xmlns:xsd="http://www.w3.org/2001/XMLSchema" xmlns:xs="http://www.w3.org/2001/XMLSchema" xmlns:dms="http://schemas.microsoft.com/office/2006/documentManagement/types" xmlns:pc="http://schemas.microsoft.com/office/infopath/2007/PartnerControls" targetNamespace="645ef163-9275-403f-9bea-380ade2256bf" elementFormDefault="qualified">
     <xsd:import namespace="http://schemas.microsoft.com/office/2006/documentManagement/types"/>
     <xsd:import namespace="http://schemas.microsoft.com/office/infopath/2007/PartnerControls"/>
-    <xsd:element name="TaxCatchAll" ma:index="14" nillable="true" ma:displayName="Taxonomy Catch All Column" ma:hidden="true" ma:list="{037285f8-6903-4236-8b08-a0102c2c3dc1}" ma:internalName="TaxCatchAll" ma:showField="CatchAllData" ma:web="205bb5ce-d6a9-4ff2-8dc3-8f84e4bc68e9">
+    <xsd:element name="TaxCatchAll" ma:index="14" nillable="true" ma:displayName="Taxonomy Catch All Column" ma:hidden="true" ma:list="{46f00fbe-8f14-459c-b13e-d7c0561b62d6}" ma:internalName="TaxCatchAll" ma:showField="CatchAllData" ma:web="645ef163-9275-403f-9bea-380ade2256bf">
       <xsd:complexType>
         <xsd:complexContent>
           <xsd:extension base="dms:MultiChoiceLookup">
@@ -3809,32 +3828,6 @@
           </xsd:extension>
         </xsd:complexContent>
       </xsd:complexType>
-    </xsd:element>
-    <xsd:element name="SharedWithUsers" ma:index="19" nillable="true" ma:displayName="共有相手" ma:internalName="SharedWithUsers" ma:readOnly="true">
-      <xsd:complexType>
-        <xsd:complexContent>
-          <xsd:extension base="dms:UserMulti">
-            <xsd:sequence>
-              <xsd:element name="UserInfo" minOccurs="0" maxOccurs="unbounded">
-                <xsd:complexType>
-                  <xsd:sequence>
-                    <xsd:element name="DisplayName" type="xsd:string" minOccurs="0"/>
-                    <xsd:element name="AccountId" type="dms:UserId" minOccurs="0" nillable="true"/>
-                    <xsd:element name="AccountType" type="xsd:string" minOccurs="0"/>
-                  </xsd:sequence>
-                </xsd:complexType>
-              </xsd:element>
-            </xsd:sequence>
-          </xsd:extension>
-        </xsd:complexContent>
-      </xsd:complexType>
-    </xsd:element>
-    <xsd:element name="SharedWithDetails" ma:index="20" nillable="true" ma:displayName="共有相手の詳細情報" ma:internalName="SharedWithDetails" ma:readOnly="true">
-      <xsd:simpleType>
-        <xsd:restriction base="dms:Note">
-          <xsd:maxLength value="255"/>
-        </xsd:restriction>
-      </xsd:simpleType>
     </xsd:element>
   </xsd:schema>
   <xsd:schema xmlns="http://schemas.openxmlformats.org/package/2006/metadata/core-properties" xmlns:xsd="http://www.w3.org/2001/XMLSchema" xmlns:xsi="http://www.w3.org/2001/XMLSchema-instance" xmlns:dc="http://purl.org/dc/elements/1.1/" xmlns:dcterms="http://purl.org/dc/terms/" xmlns:odoc="http://schemas.microsoft.com/internal/obd" targetNamespace="http://schemas.openxmlformats.org/package/2006/metadata/core-properties" elementFormDefault="qualified" attributeFormDefault="unqualified" blockDefault="#all">
@@ -3939,8 +3932,8 @@
 <file path=customXml/item3.xml><?xml version="1.0" encoding="utf-8"?>
 <p:properties xmlns:p="http://schemas.microsoft.com/office/2006/metadata/properties" xmlns:xsi="http://www.w3.org/2001/XMLSchema-instance" xmlns:pc="http://schemas.microsoft.com/office/infopath/2007/PartnerControls">
   <documentManagement>
-    <TaxCatchAll xmlns="205bb5ce-d6a9-4ff2-8dc3-8f84e4bc68e9" xsi:nil="true"/>
-    <lcf76f155ced4ddcb4097134ff3c332f xmlns="7f0dd685-adeb-46d5-8ba2-6a25bb37ba64">
+    <TaxCatchAll xmlns="645ef163-9275-403f-9bea-380ade2256bf" xsi:nil="true"/>
+    <lcf76f155ced4ddcb4097134ff3c332f xmlns="57199bd4-3ad7-4c17-90e8-59925990642e">
       <Terms xmlns="http://schemas.microsoft.com/office/infopath/2007/PartnerControls"/>
     </lcf76f155ced4ddcb4097134ff3c332f>
   </documentManagement>
@@ -3965,14 +3958,14 @@
 </file>
 
 <file path=customXml/itemProps2.xml><?xml version="1.0" encoding="utf-8"?>
-<ds:datastoreItem xmlns:ds="http://schemas.openxmlformats.org/officeDocument/2006/customXml" ds:itemID="{4AF87A02-01B8-40FA-9583-C34699C71BCF}">
+<ds:datastoreItem xmlns:ds="http://schemas.openxmlformats.org/officeDocument/2006/customXml" ds:itemID="{9827D34B-555A-4717-92C3-A51989E42F7A}">
   <ds:schemaRefs>
     <ds:schemaRef ds:uri="http://schemas.microsoft.com/office/2006/metadata/contentType"/>
     <ds:schemaRef ds:uri="http://schemas.microsoft.com/office/2006/metadata/properties/metaAttributes"/>
     <ds:schemaRef ds:uri="http://www.w3.org/2001/XMLSchema"/>
     <ds:schemaRef ds:uri="http://schemas.microsoft.com/office/2006/metadata/properties"/>
-    <ds:schemaRef ds:uri="7f0dd685-adeb-46d5-8ba2-6a25bb37ba64"/>
-    <ds:schemaRef ds:uri="205bb5ce-d6a9-4ff2-8dc3-8f84e4bc68e9"/>
+    <ds:schemaRef ds:uri="57199bd4-3ad7-4c17-90e8-59925990642e"/>
+    <ds:schemaRef ds:uri="645ef163-9275-403f-9bea-380ade2256bf"/>
     <ds:schemaRef ds:uri="http://schemas.microsoft.com/office/2006/documentManagement/types"/>
     <ds:schemaRef ds:uri="http://schemas.microsoft.com/office/infopath/2007/PartnerControls"/>
     <ds:schemaRef ds:uri="http://schemas.openxmlformats.org/package/2006/metadata/core-properties"/>
@@ -3988,8 +3981,8 @@
   <ds:schemaRefs>
     <ds:schemaRef ds:uri="http://schemas.microsoft.com/office/2006/metadata/properties"/>
     <ds:schemaRef ds:uri="http://schemas.microsoft.com/office/infopath/2007/PartnerControls"/>
-    <ds:schemaRef ds:uri="205bb5ce-d6a9-4ff2-8dc3-8f84e4bc68e9"/>
-    <ds:schemaRef ds:uri="7f0dd685-adeb-46d5-8ba2-6a25bb37ba64"/>
+    <ds:schemaRef ds:uri="645ef163-9275-403f-9bea-380ade2256bf"/>
+    <ds:schemaRef ds:uri="57199bd4-3ad7-4c17-90e8-59925990642e"/>
   </ds:schemaRefs>
 </ds:datastoreItem>
 </file>
